--- a/applications_generated/nvidia_research_intern_fundamental_generative_ai_202/ATS_RESUME.docx
+++ b/applications_generated/nvidia_research_intern_fundamental_generative_ai_202/ATS_RESUME.docx
@@ -594,31 +594,31 @@
       </w:rPr>
     </w:lvl>
   </w:abstractNum>
-  <w:num w:numId="1" w16cid:durableId="1526752611">
+  <w:num w:numId="1" w16cid:durableId="1845825817">
     <w:abstractNumId w:val="8"/>
   </w:num>
-  <w:num w:numId="2" w16cid:durableId="2102218488">
+  <w:num w:numId="2" w16cid:durableId="691421129">
     <w:abstractNumId w:val="6"/>
   </w:num>
-  <w:num w:numId="3" w16cid:durableId="1821458320">
+  <w:num w:numId="3" w16cid:durableId="331417538">
     <w:abstractNumId w:val="5"/>
   </w:num>
-  <w:num w:numId="4" w16cid:durableId="1264916923">
+  <w:num w:numId="4" w16cid:durableId="391730236">
     <w:abstractNumId w:val="4"/>
   </w:num>
-  <w:num w:numId="5" w16cid:durableId="1039206963">
+  <w:num w:numId="5" w16cid:durableId="1183856050">
     <w:abstractNumId w:val="7"/>
   </w:num>
-  <w:num w:numId="6" w16cid:durableId="1920092834">
+  <w:num w:numId="6" w16cid:durableId="2082823922">
     <w:abstractNumId w:val="3"/>
   </w:num>
-  <w:num w:numId="7" w16cid:durableId="574097143">
+  <w:num w:numId="7" w16cid:durableId="319896021">
     <w:abstractNumId w:val="2"/>
   </w:num>
-  <w:num w:numId="8" w16cid:durableId="1940601334">
+  <w:num w:numId="8" w16cid:durableId="1592349074">
     <w:abstractNumId w:val="1"/>
   </w:num>
-  <w:num w:numId="9" w16cid:durableId="1255819606">
+  <w:num w:numId="9" w16cid:durableId="1615553280">
     <w:abstractNumId w:val="0"/>
   </w:num>
 </w:numbering>

--- a/applications_generated/nvidia_research_intern_fundamental_generative_ai_202/ATS_RESUME.docx
+++ b/applications_generated/nvidia_research_intern_fundamental_generative_ai_202/ATS_RESUME.docx
@@ -594,31 +594,31 @@
       </w:rPr>
     </w:lvl>
   </w:abstractNum>
-  <w:num w:numId="1" w16cid:durableId="1845825817">
+  <w:num w:numId="1" w16cid:durableId="1554124121">
     <w:abstractNumId w:val="8"/>
   </w:num>
-  <w:num w:numId="2" w16cid:durableId="691421129">
+  <w:num w:numId="2" w16cid:durableId="1837039910">
     <w:abstractNumId w:val="6"/>
   </w:num>
-  <w:num w:numId="3" w16cid:durableId="331417538">
+  <w:num w:numId="3" w16cid:durableId="1782915509">
     <w:abstractNumId w:val="5"/>
   </w:num>
-  <w:num w:numId="4" w16cid:durableId="391730236">
+  <w:num w:numId="4" w16cid:durableId="1885750976">
     <w:abstractNumId w:val="4"/>
   </w:num>
-  <w:num w:numId="5" w16cid:durableId="1183856050">
+  <w:num w:numId="5" w16cid:durableId="1324314517">
     <w:abstractNumId w:val="7"/>
   </w:num>
-  <w:num w:numId="6" w16cid:durableId="2082823922">
+  <w:num w:numId="6" w16cid:durableId="1858550">
     <w:abstractNumId w:val="3"/>
   </w:num>
-  <w:num w:numId="7" w16cid:durableId="319896021">
+  <w:num w:numId="7" w16cid:durableId="1950549044">
     <w:abstractNumId w:val="2"/>
   </w:num>
-  <w:num w:numId="8" w16cid:durableId="1592349074">
+  <w:num w:numId="8" w16cid:durableId="1007710807">
     <w:abstractNumId w:val="1"/>
   </w:num>
-  <w:num w:numId="9" w16cid:durableId="1615553280">
+  <w:num w:numId="9" w16cid:durableId="373895856">
     <w:abstractNumId w:val="0"/>
   </w:num>
 </w:numbering>
